--- a/downloads/documents/04 Units/Unit 05 - Apparel and Textile Production and Design - Make It, Mend It, Wear It/Lesson 05.07 - Backstitch and Whipstitch.docx
+++ b/downloads/documents/04 Units/Unit 05 - Apparel and Textile Production and Design - Make It, Mend It, Wear It/Lesson 05.07 - Backstitch and Whipstitch.docx
@@ -337,7 +337,7 @@
         <w:t xml:space="preserve">Vocabulary 05.md</w:t>
       </w:r>
       <w:r>
-        <w:t xml:space="preserve">) for Turkish, Portuguese, and Spanish.</w:t>
+        <w:t xml:space="preserve">) for Spanish.</w:t>
       </w:r>
     </w:p>
     <w:p>
@@ -1213,7 +1213,7 @@
         <w:t xml:space="preserve"> </w:t>
       </w:r>
       <w:r>
-        <w:t xml:space="preserve">is seven words and works in any accent. Word bank with Turkish, Portuguese, and Spanish for seam, strong, edge, join, back, over (see</w:t>
+        <w:t xml:space="preserve">is seven words and works in any accent. Word bank with Spanish for seam, strong, edge, join, back, over (see</w:t>
       </w:r>
       <w:r>
         <w:t xml:space="preserve"> </w:t>
@@ -1776,7 +1776,7 @@
     <w:sectPr>
       <w:headerReference w:type="default" r:id="rId9"/>
       <w:pgSz w:w="12240" w:h="15840"/>
-      <w:pgMar w:top="1440" w:bottom="1440" w:left="1440" w:right="1440" w:header="504"/>
+      <w:pgMar w:top="1296" w:bottom="1296" w:left="1296" w:right="1296" w:header="504"/>
     </w:sectPr>
   </w:body>
 </w:document>

--- a/downloads/documents/04 Units/Unit 05 - Apparel and Textile Production and Design - Make It, Mend It, Wear It/Lesson 05.07 - Backstitch and Whipstitch.docx
+++ b/downloads/documents/04 Units/Unit 05 - Apparel and Textile Production and Design - Make It, Mend It, Wear It/Lesson 05.07 - Backstitch and Whipstitch.docx
@@ -945,7 +945,7 @@
               <w:jc w:val="left"/>
             </w:pPr>
             <w:r>
-              <w:t xml:space="preserve">Answer the three job questions in Part 3 with a one-sentence reason each, rate both stitches on the three criteria, return the needle and pins, run the count.</w:t>
+              <w:t xml:space="preserve">Answer the three job questions in Part 4b with a one-sentence reason each, rate both stitches on the three criteria, return the needle and pins, run the count.</w:t>
             </w:r>
           </w:p>
         </w:tc>
